--- a/applications/letters/30_Will_McGowan_CoverLetter_JanusHenderson.docx
+++ b/applications/letters/30_Will_McGowan_CoverLetter_JanusHenderson.docx
@@ -150,7 +150,7 @@
         <w:rPr>
           <w:b w:val="0"/>
         </w:rPr>
-        <w:t>Equity research rewards a view that is stated plainly and tested honestly, and that is how I try to work. My dissertation, supervised by Dr Luigi Gifuni, asks whether news improves forecasts of European gas volatility: I am building mixed-frequency (MIDAS) models from daily storage, market and news-based data, testing them out-of-sample against established benchmarks and asking whether better forecasts carry economic value. I also tested CAPM on 704 anomaly portfolios across 56 countries, finding that momentum and value alphas survive statistical scrutiny far more often than size, and my final-year modules include Industrial Economics and Natural Resource, Environmental and Energy Economics, which give me a framework for how industries compete.</w:t>
+        <w:t>Equity research rewards a view that is stated plainly and tested honestly, and that is how I try to work. My dissertation, supervised by Dr Luigi Gifuni, asks whether news improves forecasts of European gas volatility: I am building mixed-frequency (MIDAS) models from daily storage, market and news-based data, testing them out-of-sample against established benchmarks and asking whether better forecasts carry economic value. I also tested CAPM on 694 anomaly portfolios across 54 countries, finding that momentum and value alphas survive statistical scrutiny far more often than size, and my final-year modules include Industrial Economics and Natural Resource, Environmental and Energy Economics, which give me a framework for how industries compete.</w:t>
       </w:r>
     </w:p>
     <w:p>

--- a/applications/letters/30_Will_McGowan_CoverLetter_JanusHenderson.docx
+++ b/applications/letters/30_Will_McGowan_CoverLetter_JanusHenderson.docx
@@ -172,7 +172,7 @@
         <w:rPr>
           <w:b w:val="0"/>
         </w:rPr>
-        <w:t>Janus Henderson stands out to me because it is moving into private ownership under Trian and General Catalyst after regulators approved the deal in June 2026, keeping its management team and London headquarters and giving its equity teams room to think long term. The programme's blend of quantitative financial analysis and qualitative research matches how I work: my CAPM study tested 704 portfolios statistically, but explaining deals such as Olam Agri's stake sale to SALIC taught me that numbers only matter once you understand the business behind them.</w:t>
+        <w:t>Janus Henderson stands out to me because it is moving into private ownership under Trian and General Catalyst after regulators approved the deal in June 2026, keeping its management team and London headquarters and giving its equity teams room to think long term. The programme's blend of quantitative financial analysis and qualitative research matches how I work: my CAPM study tested 694 portfolios statistically, but explaining deals such as Olam Agri's stake sale to SALIC taught me that numbers only matter once you understand the business behind them.</w:t>
       </w:r>
     </w:p>
     <w:p>

--- a/applications/letters/30_Will_McGowan_CoverLetter_JanusHenderson.docx
+++ b/applications/letters/30_Will_McGowan_CoverLetter_JanusHenderson.docx
@@ -150,7 +150,7 @@
         <w:rPr>
           <w:b w:val="0"/>
         </w:rPr>
-        <w:t>Equity research rewards a view that is stated plainly and tested honestly, and that is how I try to work. My dissertation, supervised by Dr Luigi Gifuni, asks whether news improves forecasts of European gas volatility: I am building mixed-frequency (MIDAS) models from daily storage, market and news-based data, testing them out-of-sample against established benchmarks and asking whether better forecasts carry economic value. I also tested CAPM on 694 anomaly portfolios across 54 countries, finding that momentum and value alphas survive statistical scrutiny far more often than size, and my final-year modules include Industrial Economics and Natural Resource, Environmental and Energy Economics, which give me a framework for how industries compete.</w:t>
+        <w:t>Equity research rewards a view that is stated plainly and tested honestly, and that is how I try to work. My dissertation, supervised by Dr Luigi Gifuni, asks whether governments that hedge oil change how their currencies react to OPEC news: I am building an original dataset of Norway's, Russia's and Mexico's hedging rules, writing down three predictions before testing them, and asking whether any effect that remains carries economic value. I also tested CAPM on 694 anomaly portfolios across 54 countries, finding that momentum and value alphas survive statistical scrutiny far more often than size, and my final-year modules include Industrial Economics and Natural Resource, Environmental and Energy Economics, which give me a framework for how industries compete.</w:t>
       </w:r>
     </w:p>
     <w:p>
